--- a/4 курс/Metrology/606-22_РечукДМ_Лаб2.docx
+++ b/4 курс/Metrology/606-22_РечукДМ_Лаб2.docx
@@ -1115,7 +1115,7 @@
           <w:sz w:val="28"/>
           <w:szCs w:val="28"/>
         </w:rPr>
-        <w:t>С использованием данных из таблицы 5.3 и формул (5.6—5.13) определить тип и величину класса точности прибора в зависимости от его конструкции.</w:t>
+        <w:t>С использованием данных из таблицы и формул определить тип и величину класса точности прибора в зависимости от его конструкции.</w:t>
       </w:r>
     </w:p>
     <w:p>
@@ -1136,7 +1136,7 @@
           <w:sz w:val="28"/>
           <w:szCs w:val="28"/>
         </w:rPr>
-        <w:t>Рассчитать основную относительную или приведенную погрешность прибора в нормальных условиях эксплуатации, а затем, применяя зависимости (5.9, 5.12—5.13), вычислить его абсолютную погрешность.</w:t>
+        <w:t>Рассчитать основную относительную или приведенную погрешность прибора в нормальных условиях эксплуатации, а затем, применяя зависимости, вычислить его абсолютную погрешность.</w:t>
       </w:r>
     </w:p>
     <w:p>
@@ -1157,7 +1157,7 @@
           <w:sz w:val="28"/>
           <w:szCs w:val="28"/>
         </w:rPr>
-        <w:t>По формулам (5.5) определить суммарную относительную погрешность устройства в условиях, отличающихся от нормальных, и с помощью зависимостей (5.9, 5.12—5.13) вычислить его суммарную абсолютную погрешность.</w:t>
+        <w:t>По формулам определить суммарную относительную погрешность устройства в условиях, отличающихся от нормальных, и с помощью зависимостей вычислить его суммарную абсолютную погрешность.</w:t>
       </w:r>
     </w:p>
     <w:p>
@@ -1178,7 +1178,7 @@
           <w:sz w:val="28"/>
           <w:szCs w:val="28"/>
         </w:rPr>
-        <w:t>Указать значение измеряемого параметра с учетом абсолютной погрешности (по формуле 5.14) для нормальных условий эксплуатации и для условий, отклоняющихся от нормы. Провести их сравнительный анализ.</w:t>
+        <w:t>Указать значение измеряемого параметра с учетом абсолютной погрешности для нормальных условий эксплуатации и для условий, отклоняющихся от нормы. Провести их сравнительный анализ.</w:t>
       </w:r>
     </w:p>
     <w:p>
@@ -1300,12 +1300,12 @@
         <w:tblLook w:val="04A0" w:firstRow="1" w:lastRow="0" w:firstColumn="1" w:lastColumn="0" w:noHBand="0" w:noVBand="1"/>
       </w:tblPr>
       <w:tblGrid>
-        <w:gridCol w:w="1214"/>
-        <w:gridCol w:w="2304"/>
-        <w:gridCol w:w="1645"/>
-        <w:gridCol w:w="1004"/>
-        <w:gridCol w:w="1734"/>
-        <w:gridCol w:w="1444"/>
+        <w:gridCol w:w="1241"/>
+        <w:gridCol w:w="2153"/>
+        <w:gridCol w:w="1681"/>
+        <w:gridCol w:w="1023"/>
+        <w:gridCol w:w="1772"/>
+        <w:gridCol w:w="1475"/>
       </w:tblGrid>
       <w:tr>
         <w:trPr>
@@ -1745,6 +1745,7 @@
             <w:pPr>
               <w:widowControl w:val="0"/>
               <w:spacing w:line="360" w:lineRule="auto"/>
+              <w:ind w:left="-225" w:firstLine="13"/>
               <w:jc w:val="center"/>
               <w:rPr>
                 <w:rFonts w:ascii="Times New Roman" w:hAnsi="Times New Roman" w:cs="Times New Roman"/>
@@ -2395,6 +2396,7 @@
         </w:rPr>
         <w:t xml:space="preserve">По обозначению на шкале прибора видно, что видом погрешности является приведенная погрешность, а класс точности равен 2,5%, то есть </w:t>
       </w:r>
+      <w:proofErr w:type="spellStart"/>
       <w:r>
         <w:rPr>
           <w:rFonts w:ascii="Times New Roman" w:eastAsiaTheme="minorEastAsia" w:hAnsi="Times New Roman" w:cs="Times New Roman"/>
@@ -2414,6 +2416,7 @@
         </w:rPr>
         <w:t>N</w:t>
       </w:r>
+      <w:proofErr w:type="spellEnd"/>
       <w:r>
         <w:rPr>
           <w:rFonts w:ascii="Times New Roman" w:eastAsiaTheme="minorEastAsia" w:hAnsi="Times New Roman" w:cs="Times New Roman"/>
@@ -3368,7 +3371,6 @@
           <w:rFonts w:ascii="Times New Roman" w:hAnsi="Times New Roman" w:cs="Times New Roman"/>
           <w:sz w:val="28"/>
           <w:szCs w:val="28"/>
-          <w:lang w:val="en-US"/>
         </w:rPr>
       </w:pPr>
       <w:r>
@@ -3385,15 +3387,7 @@
           <w:sz w:val="28"/>
           <w:szCs w:val="28"/>
         </w:rPr>
-        <w:t xml:space="preserve"> </w:t>
-      </w:r>
-      <w:r>
-        <w:rPr>
-          <w:rFonts w:ascii="Times New Roman" w:hAnsi="Times New Roman" w:cs="Times New Roman"/>
-          <w:sz w:val="28"/>
-          <w:szCs w:val="28"/>
-        </w:rPr>
-        <w:t>[Электронный ресурс]</w:t>
+        <w:t xml:space="preserve"> [Электронный ресурс]</w:t>
       </w:r>
       <w:r>
         <w:rPr>
@@ -3409,23 +3403,7 @@
           <w:sz w:val="28"/>
           <w:szCs w:val="28"/>
         </w:rPr>
-        <w:t>https://lms.surgu.ru/pluginfile.php/616472/mod_resource/content/1/7.32-2017.pdf</w:t>
-      </w:r>
-      <w:r>
-        <w:rPr>
-          <w:rFonts w:ascii="Times New Roman" w:hAnsi="Times New Roman" w:cs="Times New Roman"/>
-          <w:sz w:val="28"/>
-          <w:szCs w:val="28"/>
-        </w:rPr>
-        <w:t xml:space="preserve"> </w:t>
-      </w:r>
-      <w:r>
-        <w:rPr>
-          <w:rFonts w:ascii="Times New Roman" w:hAnsi="Times New Roman" w:cs="Times New Roman"/>
-          <w:sz w:val="28"/>
-          <w:szCs w:val="28"/>
-        </w:rPr>
-        <w:t>(дата обращения 13.02.2026)</w:t>
+        <w:t>https://lms.surgu.ru/pluginfile.php/616472/mod_resource/content/1/7.32-2017.pdf (дата обращения 13.02.2026)</w:t>
       </w:r>
       <w:r>
         <w:rPr>

--- a/4 курс/Metrology/606-22_РечукДМ_Лаб2.docx
+++ b/4 курс/Metrology/606-22_РечукДМ_Лаб2.docx
@@ -2000,6 +2000,7 @@
           <w:rFonts w:ascii="Times New Roman" w:hAnsi="Times New Roman" w:cs="Times New Roman"/>
           <w:sz w:val="28"/>
           <w:szCs w:val="28"/>
+          <w:lang w:val="en-US"/>
         </w:rPr>
       </w:pPr>
       <w:r>
@@ -2010,6 +2011,122 @@
         </w:rPr>
         <w:t xml:space="preserve">Диапазон измерений </w:t>
       </w:r>
+    </w:p>
+    <w:p>
+      <w:pPr>
+        <w:widowControl w:val="0"/>
+        <w:spacing w:after="0" w:line="360" w:lineRule="auto"/>
+        <w:ind w:firstLine="709"/>
+        <w:jc w:val="center"/>
+        <w:rPr>
+          <w:rFonts w:ascii="Times New Roman" w:hAnsi="Times New Roman" w:cs="Times New Roman"/>
+          <w:i/>
+          <w:sz w:val="28"/>
+          <w:szCs w:val="28"/>
+          <w:lang w:val="en-US"/>
+        </w:rPr>
+      </w:pPr>
+      <m:oMathPara>
+        <m:oMath>
+          <m:r>
+            <w:rPr>
+              <w:rFonts w:ascii="Cambria Math" w:hAnsi="Cambria Math" w:cs="Times New Roman"/>
+              <w:sz w:val="28"/>
+              <w:szCs w:val="28"/>
+            </w:rPr>
+            <m:t xml:space="preserve">D= </m:t>
+          </m:r>
+          <m:sSub>
+            <m:sSubPr>
+              <m:ctrlPr>
+                <w:rPr>
+                  <w:rFonts w:ascii="Cambria Math" w:hAnsi="Cambria Math" w:cs="Times New Roman"/>
+                  <w:i/>
+                  <w:sz w:val="28"/>
+                  <w:szCs w:val="28"/>
+                </w:rPr>
+              </m:ctrlPr>
+            </m:sSubPr>
+            <m:e>
+              <m:r>
+                <w:rPr>
+                  <w:rFonts w:ascii="Cambria Math" w:hAnsi="Cambria Math" w:cs="Times New Roman"/>
+                  <w:sz w:val="28"/>
+                  <w:szCs w:val="28"/>
+                </w:rPr>
+                <m:t>x</m:t>
+              </m:r>
+            </m:e>
+            <m:sub>
+              <m:r>
+                <w:rPr>
+                  <w:rFonts w:ascii="Cambria Math" w:hAnsi="Cambria Math" w:cs="Times New Roman"/>
+                  <w:sz w:val="28"/>
+                  <w:szCs w:val="28"/>
+                </w:rPr>
+                <m:t>к</m:t>
+              </m:r>
+            </m:sub>
+          </m:sSub>
+          <m:r>
+            <w:rPr>
+              <w:rFonts w:ascii="Cambria Math" w:hAnsi="Cambria Math" w:cs="Times New Roman"/>
+              <w:sz w:val="28"/>
+              <w:szCs w:val="28"/>
+            </w:rPr>
+            <m:t xml:space="preserve">- </m:t>
+          </m:r>
+          <m:sSub>
+            <m:sSubPr>
+              <m:ctrlPr>
+                <w:rPr>
+                  <w:rFonts w:ascii="Cambria Math" w:hAnsi="Cambria Math" w:cs="Times New Roman"/>
+                  <w:i/>
+                  <w:sz w:val="28"/>
+                  <w:szCs w:val="28"/>
+                </w:rPr>
+              </m:ctrlPr>
+            </m:sSubPr>
+            <m:e>
+              <m:r>
+                <w:rPr>
+                  <w:rFonts w:ascii="Cambria Math" w:hAnsi="Cambria Math" w:cs="Times New Roman"/>
+                  <w:sz w:val="28"/>
+                  <w:szCs w:val="28"/>
+                </w:rPr>
+                <m:t>x</m:t>
+              </m:r>
+            </m:e>
+            <m:sub>
+              <m:r>
+                <w:rPr>
+                  <w:rFonts w:ascii="Cambria Math" w:hAnsi="Cambria Math" w:cs="Times New Roman"/>
+                  <w:sz w:val="28"/>
+                  <w:szCs w:val="28"/>
+                </w:rPr>
+                <m:t>н</m:t>
+              </m:r>
+            </m:sub>
+          </m:sSub>
+          <m:r>
+            <w:rPr>
+              <w:rFonts w:ascii="Cambria Math" w:hAnsi="Cambria Math" w:cs="Times New Roman"/>
+              <w:sz w:val="28"/>
+              <w:szCs w:val="28"/>
+            </w:rPr>
+            <m:t>=</m:t>
+          </m:r>
+          <m:r>
+            <w:rPr>
+              <w:rFonts w:ascii="Cambria Math" w:hAnsi="Cambria Math" w:cs="Times New Roman"/>
+              <w:sz w:val="28"/>
+              <w:szCs w:val="28"/>
+              <w:lang w:val="en-US"/>
+            </w:rPr>
+            <m:t>2000-200=1800</m:t>
+          </m:r>
+        </m:oMath>
+      </m:oMathPara>
     </w:p>
     <w:p>
       <w:pPr>
@@ -2021,108 +2138,83 @@
           <w:rFonts w:ascii="Times New Roman" w:hAnsi="Times New Roman" w:cs="Times New Roman"/>
           <w:sz w:val="28"/>
           <w:szCs w:val="28"/>
+        </w:rPr>
+      </w:pPr>
+      <w:r>
+        <w:rPr>
+          <w:rFonts w:ascii="Times New Roman" w:hAnsi="Times New Roman" w:cs="Times New Roman"/>
+          <w:sz w:val="28"/>
+          <w:szCs w:val="28"/>
+        </w:rPr>
+        <w:t>Предел измерения</w:t>
+      </w:r>
+    </w:p>
+    <w:p>
+      <w:pPr>
+        <w:widowControl w:val="0"/>
+        <w:spacing w:after="0" w:line="360" w:lineRule="auto"/>
+        <w:jc w:val="center"/>
+        <w:rPr>
+          <w:rFonts w:ascii="Times New Roman" w:hAnsi="Times New Roman" w:cs="Times New Roman"/>
+          <w:i/>
+          <w:sz w:val="28"/>
+          <w:szCs w:val="28"/>
           <w:lang w:val="en-US"/>
         </w:rPr>
       </w:pPr>
-      <m:oMath>
-        <m:r>
-          <w:rPr>
-            <w:rFonts w:ascii="Cambria Math" w:hAnsi="Cambria Math" w:cs="Times New Roman"/>
-            <w:sz w:val="28"/>
-            <w:szCs w:val="28"/>
-          </w:rPr>
-          <m:t xml:space="preserve">D= </m:t>
-        </m:r>
-        <m:sSub>
-          <m:sSubPr>
-            <m:ctrlPr>
-              <w:rPr>
-                <w:rFonts w:ascii="Cambria Math" w:hAnsi="Cambria Math" w:cs="Times New Roman"/>
-                <w:i/>
-                <w:sz w:val="28"/>
-                <w:szCs w:val="28"/>
-              </w:rPr>
-            </m:ctrlPr>
-          </m:sSubPr>
-          <m:e>
-            <m:r>
-              <w:rPr>
-                <w:rFonts w:ascii="Cambria Math" w:hAnsi="Cambria Math" w:cs="Times New Roman"/>
-                <w:sz w:val="28"/>
-                <w:szCs w:val="28"/>
-              </w:rPr>
-              <m:t>x</m:t>
-            </m:r>
-          </m:e>
-          <m:sub>
-            <m:r>
-              <w:rPr>
-                <w:rFonts w:ascii="Cambria Math" w:hAnsi="Cambria Math" w:cs="Times New Roman"/>
-                <w:sz w:val="28"/>
-                <w:szCs w:val="28"/>
-              </w:rPr>
-              <m:t>к</m:t>
-            </m:r>
-          </m:sub>
-        </m:sSub>
-        <m:r>
-          <w:rPr>
-            <w:rFonts w:ascii="Cambria Math" w:hAnsi="Cambria Math" w:cs="Times New Roman"/>
-            <w:sz w:val="28"/>
-            <w:szCs w:val="28"/>
-          </w:rPr>
-          <m:t xml:space="preserve">- </m:t>
-        </m:r>
-        <m:sSub>
-          <m:sSubPr>
-            <m:ctrlPr>
-              <w:rPr>
-                <w:rFonts w:ascii="Cambria Math" w:hAnsi="Cambria Math" w:cs="Times New Roman"/>
-                <w:i/>
-                <w:sz w:val="28"/>
-                <w:szCs w:val="28"/>
-              </w:rPr>
-            </m:ctrlPr>
-          </m:sSubPr>
-          <m:e>
-            <m:r>
-              <w:rPr>
-                <w:rFonts w:ascii="Cambria Math" w:hAnsi="Cambria Math" w:cs="Times New Roman"/>
-                <w:sz w:val="28"/>
-                <w:szCs w:val="28"/>
-              </w:rPr>
-              <m:t>x</m:t>
-            </m:r>
-          </m:e>
-          <m:sub>
-            <m:r>
-              <w:rPr>
-                <w:rFonts w:ascii="Cambria Math" w:hAnsi="Cambria Math" w:cs="Times New Roman"/>
-                <w:sz w:val="28"/>
-                <w:szCs w:val="28"/>
-              </w:rPr>
-              <m:t>н</m:t>
-            </m:r>
-          </m:sub>
-        </m:sSub>
-      </m:oMath>
-      <w:r>
-        <w:rPr>
-          <w:rFonts w:ascii="Times New Roman" w:hAnsi="Times New Roman" w:cs="Times New Roman"/>
-          <w:sz w:val="28"/>
-          <w:szCs w:val="28"/>
-          <w:lang w:val="en-US"/>
-        </w:rPr>
-        <w:t xml:space="preserve"> = </w:t>
-      </w:r>
-      <w:r>
-        <w:rPr>
-          <w:rFonts w:ascii="Times New Roman" w:hAnsi="Times New Roman" w:cs="Times New Roman"/>
-          <w:sz w:val="28"/>
-          <w:szCs w:val="28"/>
-        </w:rPr>
-        <w:t>2000 – 200 = 1800</w:t>
-      </w:r>
+      <m:oMathPara>
+        <m:oMath>
+          <m:sSub>
+            <m:sSubPr>
+              <m:ctrlPr>
+                <w:rPr>
+                  <w:rFonts w:ascii="Cambria Math" w:hAnsi="Cambria Math" w:cs="Times New Roman"/>
+                  <w:i/>
+                  <w:sz w:val="28"/>
+                  <w:szCs w:val="28"/>
+                </w:rPr>
+              </m:ctrlPr>
+            </m:sSubPr>
+            <m:e>
+              <m:r>
+                <w:rPr>
+                  <w:rFonts w:ascii="Cambria Math" w:hAnsi="Cambria Math" w:cs="Times New Roman"/>
+                  <w:sz w:val="28"/>
+                  <w:szCs w:val="28"/>
+                </w:rPr>
+                <m:t>x</m:t>
+              </m:r>
+            </m:e>
+            <m:sub>
+              <m:r>
+                <w:rPr>
+                  <w:rFonts w:ascii="Cambria Math" w:hAnsi="Cambria Math" w:cs="Times New Roman"/>
+                  <w:sz w:val="28"/>
+                  <w:szCs w:val="28"/>
+                </w:rPr>
+                <m:t>к</m:t>
+              </m:r>
+            </m:sub>
+          </m:sSub>
+          <m:r>
+            <w:rPr>
+              <w:rFonts w:ascii="Cambria Math" w:hAnsi="Cambria Math" w:cs="Times New Roman"/>
+              <w:sz w:val="28"/>
+              <w:szCs w:val="28"/>
+            </w:rPr>
+            <m:t>=</m:t>
+          </m:r>
+          <m:r>
+            <w:rPr>
+              <w:rFonts w:ascii="Cambria Math" w:hAnsi="Cambria Math" w:cs="Times New Roman"/>
+              <w:sz w:val="28"/>
+              <w:szCs w:val="28"/>
+              <w:lang w:val="en-US"/>
+            </w:rPr>
+            <m:t>2000</m:t>
+          </m:r>
+        </m:oMath>
+      </m:oMathPara>
     </w:p>
     <w:p>
       <w:pPr>
@@ -2142,8 +2234,84 @@
           <w:sz w:val="28"/>
           <w:szCs w:val="28"/>
         </w:rPr>
-        <w:t>Предел измерения</w:t>
-      </w:r>
+        <w:t xml:space="preserve">Цена деления </w:t>
+      </w:r>
+    </w:p>
+    <w:p>
+      <w:pPr>
+        <w:widowControl w:val="0"/>
+        <w:spacing w:after="0" w:line="360" w:lineRule="auto"/>
+        <w:ind w:firstLine="709"/>
+        <w:jc w:val="center"/>
+        <w:rPr>
+          <w:rFonts w:ascii="Times New Roman" w:hAnsi="Times New Roman" w:cs="Times New Roman"/>
+          <w:i/>
+          <w:sz w:val="28"/>
+          <w:szCs w:val="28"/>
+          <w:lang w:val="en-US"/>
+        </w:rPr>
+      </w:pPr>
+      <m:oMathPara>
+        <m:oMath>
+          <m:r>
+            <w:rPr>
+              <w:rFonts w:ascii="Cambria Math" w:hAnsi="Cambria Math" w:cs="Times New Roman"/>
+              <w:sz w:val="28"/>
+              <w:szCs w:val="28"/>
+              <w:lang w:val="en-US"/>
+            </w:rPr>
+            <m:t>Ц</m:t>
+          </m:r>
+          <m:r>
+            <w:rPr>
+              <w:rFonts w:ascii="Cambria Math" w:hAnsi="Cambria Math" w:cs="Times New Roman"/>
+              <w:sz w:val="28"/>
+              <w:szCs w:val="28"/>
+            </w:rPr>
+            <m:t>.Д.=</m:t>
+          </m:r>
+          <m:f>
+            <m:fPr>
+              <m:ctrlPr>
+                <w:rPr>
+                  <w:rFonts w:ascii="Cambria Math" w:hAnsi="Cambria Math" w:cs="Times New Roman"/>
+                  <w:i/>
+                  <w:sz w:val="28"/>
+                  <w:szCs w:val="28"/>
+                </w:rPr>
+              </m:ctrlPr>
+            </m:fPr>
+            <m:num>
+              <m:r>
+                <w:rPr>
+                  <w:rFonts w:ascii="Cambria Math" w:hAnsi="Cambria Math" w:cs="Times New Roman"/>
+                  <w:sz w:val="28"/>
+                  <w:szCs w:val="28"/>
+                </w:rPr>
+                <m:t>1400-1000</m:t>
+              </m:r>
+            </m:num>
+            <m:den>
+              <m:r>
+                <w:rPr>
+                  <w:rFonts w:ascii="Cambria Math" w:hAnsi="Cambria Math" w:cs="Times New Roman"/>
+                  <w:sz w:val="28"/>
+                  <w:szCs w:val="28"/>
+                </w:rPr>
+                <m:t>2</m:t>
+              </m:r>
+            </m:den>
+          </m:f>
+          <m:r>
+            <w:rPr>
+              <w:rFonts w:ascii="Cambria Math" w:hAnsi="Cambria Math" w:cs="Times New Roman"/>
+              <w:sz w:val="28"/>
+              <w:szCs w:val="28"/>
+            </w:rPr>
+            <m:t>=200</m:t>
+          </m:r>
+        </m:oMath>
+      </m:oMathPara>
     </w:p>
     <w:p>
       <w:pPr>
@@ -2162,36 +2330,8 @@
           <w:rFonts w:ascii="Times New Roman" w:hAnsi="Times New Roman" w:cs="Times New Roman"/>
           <w:sz w:val="28"/>
           <w:szCs w:val="28"/>
-          <w:lang w:val="en-US"/>
-        </w:rPr>
-        <w:t>x</w:t>
-      </w:r>
-      <w:r>
-        <w:rPr>
-          <w:rFonts w:ascii="Times New Roman" w:hAnsi="Times New Roman" w:cs="Times New Roman"/>
-          <w:sz w:val="28"/>
-          <w:szCs w:val="28"/>
-          <w:vertAlign w:val="subscript"/>
-          <w:lang w:val="en-US"/>
-        </w:rPr>
-        <w:t xml:space="preserve">k </w:t>
-      </w:r>
-      <w:r>
-        <w:rPr>
-          <w:rFonts w:ascii="Times New Roman" w:hAnsi="Times New Roman" w:cs="Times New Roman"/>
-          <w:sz w:val="28"/>
-          <w:szCs w:val="28"/>
-          <w:lang w:val="en-US"/>
-        </w:rPr>
-        <w:t xml:space="preserve">= </w:t>
-      </w:r>
-      <w:r>
-        <w:rPr>
-          <w:rFonts w:ascii="Times New Roman" w:hAnsi="Times New Roman" w:cs="Times New Roman"/>
-          <w:sz w:val="28"/>
-          <w:szCs w:val="28"/>
-        </w:rPr>
-        <w:t>2000</w:t>
+        </w:rPr>
+        <w:t>Чувствительность</w:t>
       </w:r>
     </w:p>
     <w:p>
@@ -2199,153 +2339,147 @@
         <w:widowControl w:val="0"/>
         <w:spacing w:after="0" w:line="360" w:lineRule="auto"/>
         <w:ind w:firstLine="709"/>
-        <w:jc w:val="both"/>
-        <w:rPr>
-          <w:rFonts w:ascii="Times New Roman" w:hAnsi="Times New Roman" w:cs="Times New Roman"/>
-          <w:sz w:val="28"/>
-          <w:szCs w:val="28"/>
-        </w:rPr>
-      </w:pPr>
-      <w:r>
-        <w:rPr>
-          <w:rFonts w:ascii="Times New Roman" w:hAnsi="Times New Roman" w:cs="Times New Roman"/>
-          <w:sz w:val="28"/>
-          <w:szCs w:val="28"/>
-        </w:rPr>
-        <w:t xml:space="preserve">Цена деления </w:t>
-      </w:r>
-    </w:p>
-    <w:p>
-      <w:pPr>
-        <w:widowControl w:val="0"/>
-        <w:spacing w:after="0" w:line="360" w:lineRule="auto"/>
-        <w:ind w:firstLine="709"/>
-        <w:jc w:val="both"/>
-        <w:rPr>
-          <w:rFonts w:ascii="Times New Roman" w:hAnsi="Times New Roman" w:cs="Times New Roman"/>
-          <w:sz w:val="28"/>
-          <w:szCs w:val="28"/>
-        </w:rPr>
-      </w:pPr>
-      <w:r>
-        <w:rPr>
-          <w:rFonts w:ascii="Times New Roman" w:hAnsi="Times New Roman" w:cs="Times New Roman"/>
-          <w:sz w:val="28"/>
-          <w:szCs w:val="28"/>
-        </w:rPr>
-        <w:t>Ц.д. = (1400-1000)</w:t>
-      </w:r>
-      <w:r>
-        <w:rPr>
-          <w:rFonts w:ascii="Times New Roman" w:hAnsi="Times New Roman" w:cs="Times New Roman"/>
-          <w:sz w:val="28"/>
-          <w:szCs w:val="28"/>
-          <w:lang w:val="en-US"/>
-        </w:rPr>
-        <w:t xml:space="preserve">/2 = </w:t>
-      </w:r>
-      <w:r>
-        <w:rPr>
-          <w:rFonts w:ascii="Times New Roman" w:hAnsi="Times New Roman" w:cs="Times New Roman"/>
-          <w:sz w:val="28"/>
-          <w:szCs w:val="28"/>
-        </w:rPr>
-        <w:t>200</w:t>
-      </w:r>
-    </w:p>
-    <w:p>
-      <w:pPr>
-        <w:widowControl w:val="0"/>
-        <w:spacing w:after="0" w:line="360" w:lineRule="auto"/>
-        <w:ind w:firstLine="709"/>
-        <w:jc w:val="both"/>
-        <w:rPr>
-          <w:rFonts w:ascii="Times New Roman" w:hAnsi="Times New Roman" w:cs="Times New Roman"/>
-          <w:sz w:val="28"/>
-          <w:szCs w:val="28"/>
-        </w:rPr>
-      </w:pPr>
-      <w:r>
-        <w:rPr>
-          <w:rFonts w:ascii="Times New Roman" w:hAnsi="Times New Roman" w:cs="Times New Roman"/>
-          <w:sz w:val="28"/>
-          <w:szCs w:val="28"/>
-        </w:rPr>
-        <w:t>Чувствительность</w:t>
-      </w:r>
-    </w:p>
-    <w:p>
-      <w:pPr>
-        <w:widowControl w:val="0"/>
-        <w:spacing w:after="0" w:line="360" w:lineRule="auto"/>
-        <w:ind w:firstLine="709"/>
-        <w:jc w:val="both"/>
-        <w:rPr>
-          <w:rFonts w:ascii="Times New Roman" w:hAnsi="Times New Roman" w:cs="Times New Roman"/>
-          <w:sz w:val="28"/>
-          <w:szCs w:val="28"/>
-        </w:rPr>
-      </w:pPr>
-      <w:r>
-        <w:rPr>
-          <w:rFonts w:ascii="Times New Roman" w:hAnsi="Times New Roman" w:cs="Times New Roman"/>
-          <w:sz w:val="28"/>
-          <w:szCs w:val="28"/>
-          <w:lang w:val="en-US"/>
-        </w:rPr>
-        <w:t>S</w:t>
-      </w:r>
-      <w:r>
-        <w:rPr>
-          <w:rFonts w:ascii="Times New Roman" w:hAnsi="Times New Roman" w:cs="Times New Roman"/>
-          <w:sz w:val="28"/>
-          <w:szCs w:val="28"/>
-        </w:rPr>
-        <w:t xml:space="preserve"> = </w:t>
-      </w:r>
-      <w:r>
-        <w:rPr>
-          <w:rFonts w:ascii="Times New Roman" w:hAnsi="Times New Roman" w:cs="Times New Roman"/>
-          <w:sz w:val="28"/>
-          <w:szCs w:val="28"/>
-          <w:lang w:val="en-US"/>
-        </w:rPr>
-        <w:t>l</w:t>
-      </w:r>
-      <w:r>
-        <w:rPr>
-          <w:rFonts w:ascii="Times New Roman" w:hAnsi="Times New Roman" w:cs="Times New Roman"/>
-          <w:sz w:val="28"/>
-          <w:szCs w:val="28"/>
-          <w:vertAlign w:val="subscript"/>
-        </w:rPr>
-        <w:t>шк</w:t>
-      </w:r>
-      <w:r>
-        <w:rPr>
-          <w:rFonts w:ascii="Times New Roman" w:hAnsi="Times New Roman" w:cs="Times New Roman"/>
-          <w:sz w:val="28"/>
-          <w:szCs w:val="28"/>
-        </w:rPr>
-        <w:t>/</w:t>
-      </w:r>
-      <w:r>
-        <w:rPr>
-          <w:rFonts w:ascii="Times New Roman" w:hAnsi="Times New Roman" w:cs="Times New Roman"/>
-          <w:sz w:val="28"/>
-          <w:szCs w:val="28"/>
-          <w:lang w:val="en-US"/>
-        </w:rPr>
-        <w:t>D</w:t>
-      </w:r>
-      <w:r>
-        <w:rPr>
-          <w:rFonts w:ascii="Times New Roman" w:hAnsi="Times New Roman" w:cs="Times New Roman"/>
-          <w:sz w:val="28"/>
-          <w:szCs w:val="28"/>
-        </w:rPr>
-        <w:t>= 100/2000 = 0,05</w:t>
-      </w:r>
+        <w:jc w:val="center"/>
+        <w:rPr>
+          <w:rFonts w:ascii="Times New Roman" w:hAnsi="Times New Roman" w:cs="Times New Roman"/>
+          <w:sz w:val="28"/>
+          <w:szCs w:val="28"/>
+        </w:rPr>
+      </w:pPr>
+      <m:oMathPara>
+        <m:oMath>
+          <m:r>
+            <w:rPr>
+              <w:rFonts w:ascii="Cambria Math" w:hAnsi="Cambria Math" w:cs="Times New Roman"/>
+              <w:sz w:val="28"/>
+              <w:szCs w:val="28"/>
+            </w:rPr>
+            <m:t>S</m:t>
+          </m:r>
+          <m:r>
+            <w:rPr>
+              <w:rFonts w:ascii="Cambria Math" w:hAnsi="Cambria Math" w:cs="Times New Roman"/>
+              <w:sz w:val="28"/>
+              <w:szCs w:val="28"/>
+              <w:lang w:val="en-US"/>
+            </w:rPr>
+            <m:t>=</m:t>
+          </m:r>
+          <m:f>
+            <m:fPr>
+              <m:ctrlPr>
+                <w:rPr>
+                  <w:rFonts w:ascii="Cambria Math" w:hAnsi="Cambria Math" w:cs="Times New Roman"/>
+                  <w:i/>
+                  <w:sz w:val="28"/>
+                  <w:szCs w:val="28"/>
+                  <w:lang w:val="en-US"/>
+                </w:rPr>
+              </m:ctrlPr>
+            </m:fPr>
+            <m:num>
+              <m:sSub>
+                <m:sSubPr>
+                  <m:ctrlPr>
+                    <w:rPr>
+                      <w:rFonts w:ascii="Cambria Math" w:hAnsi="Cambria Math" w:cs="Times New Roman"/>
+                      <w:i/>
+                      <w:sz w:val="28"/>
+                      <w:szCs w:val="28"/>
+                      <w:lang w:val="en-US"/>
+                    </w:rPr>
+                  </m:ctrlPr>
+                </m:sSubPr>
+                <m:e>
+                  <m:r>
+                    <w:rPr>
+                      <w:rFonts w:ascii="Cambria Math" w:hAnsi="Cambria Math" w:cs="Times New Roman"/>
+                      <w:sz w:val="28"/>
+                      <w:szCs w:val="28"/>
+                      <w:lang w:val="en-US"/>
+                    </w:rPr>
+                    <m:t>l</m:t>
+                  </m:r>
+                </m:e>
+                <m:sub>
+                  <m:r>
+                    <w:rPr>
+                      <w:rFonts w:ascii="Cambria Math" w:hAnsi="Cambria Math" w:cs="Times New Roman"/>
+                      <w:sz w:val="28"/>
+                      <w:szCs w:val="28"/>
+                    </w:rPr>
+                    <m:t>шк</m:t>
+                  </m:r>
+                </m:sub>
+              </m:sSub>
+            </m:num>
+            <m:den>
+              <m:r>
+                <w:rPr>
+                  <w:rFonts w:ascii="Cambria Math" w:hAnsi="Cambria Math" w:cs="Times New Roman"/>
+                  <w:sz w:val="28"/>
+                  <w:szCs w:val="28"/>
+                  <w:lang w:val="en-US"/>
+                </w:rPr>
+                <m:t>D</m:t>
+              </m:r>
+            </m:den>
+          </m:f>
+          <m:r>
+            <w:rPr>
+              <w:rFonts w:ascii="Cambria Math" w:hAnsi="Cambria Math" w:cs="Times New Roman"/>
+              <w:sz w:val="28"/>
+              <w:szCs w:val="28"/>
+              <w:lang w:val="en-US"/>
+            </w:rPr>
+            <m:t>=</m:t>
+          </m:r>
+          <m:f>
+            <m:fPr>
+              <m:ctrlPr>
+                <w:rPr>
+                  <w:rFonts w:ascii="Cambria Math" w:hAnsi="Cambria Math" w:cs="Times New Roman"/>
+                  <w:i/>
+                  <w:sz w:val="28"/>
+                  <w:szCs w:val="28"/>
+                  <w:lang w:val="en-US"/>
+                </w:rPr>
+              </m:ctrlPr>
+            </m:fPr>
+            <m:num>
+              <m:r>
+                <w:rPr>
+                  <w:rFonts w:ascii="Cambria Math" w:hAnsi="Cambria Math" w:cs="Times New Roman"/>
+                  <w:sz w:val="28"/>
+                  <w:szCs w:val="28"/>
+                  <w:lang w:val="en-US"/>
+                </w:rPr>
+                <m:t>100</m:t>
+              </m:r>
+            </m:num>
+            <m:den>
+              <m:r>
+                <w:rPr>
+                  <w:rFonts w:ascii="Cambria Math" w:hAnsi="Cambria Math" w:cs="Times New Roman"/>
+                  <w:sz w:val="28"/>
+                  <w:szCs w:val="28"/>
+                  <w:lang w:val="en-US"/>
+                </w:rPr>
+                <m:t>2000</m:t>
+              </m:r>
+            </m:den>
+          </m:f>
+          <m:r>
+            <w:rPr>
+              <w:rFonts w:ascii="Cambria Math" w:hAnsi="Cambria Math" w:cs="Times New Roman"/>
+              <w:sz w:val="28"/>
+              <w:szCs w:val="28"/>
+              <w:lang w:val="en-US"/>
+            </w:rPr>
+            <m:t>=0,05</m:t>
+          </m:r>
+        </m:oMath>
+      </m:oMathPara>
     </w:p>
     <w:p>
       <w:pPr>
@@ -2472,18 +2606,19 @@
         <w:ind w:firstLine="709"/>
         <w:jc w:val="both"/>
         <w:rPr>
-          <w:rFonts w:ascii="Times New Roman" w:hAnsi="Times New Roman" w:cs="Times New Roman"/>
-          <w:i/>
-          <w:sz w:val="28"/>
-          <w:szCs w:val="28"/>
-        </w:rPr>
-      </w:pPr>
-      <w:r>
-        <w:rPr>
           <w:rFonts w:ascii="Times New Roman" w:eastAsiaTheme="minorEastAsia" w:hAnsi="Times New Roman" w:cs="Times New Roman"/>
           <w:sz w:val="28"/>
           <w:szCs w:val="28"/>
-        </w:rPr>
+          <w:lang w:val="en-US"/>
+        </w:rPr>
+      </w:pPr>
+      <w:r>
+        <w:rPr>
+          <w:rFonts w:ascii="Times New Roman" w:eastAsiaTheme="minorEastAsia" w:hAnsi="Times New Roman" w:cs="Times New Roman"/>
+          <w:sz w:val="28"/>
+          <w:szCs w:val="28"/>
+        </w:rPr>
+        <w:lastRenderedPageBreak/>
         <w:t xml:space="preserve">Из класса точности прибора известно, что основная приведенная погрешность </w:t>
       </w:r>
       <m:oMath>
@@ -2502,150 +2637,174 @@
           <w:sz w:val="28"/>
           <w:szCs w:val="28"/>
         </w:rPr>
-        <w:t xml:space="preserve"> Абсолютная погрешность рассчитывается по </w:t>
-      </w:r>
-      <w:r>
-        <w:rPr>
-          <w:rFonts w:ascii="Times New Roman" w:eastAsiaTheme="minorEastAsia" w:hAnsi="Times New Roman" w:cs="Times New Roman"/>
-          <w:sz w:val="28"/>
-          <w:szCs w:val="28"/>
-        </w:rPr>
-        <w:lastRenderedPageBreak/>
-        <w:t xml:space="preserve">следующей формуле: </w:t>
-      </w:r>
-      <m:oMath>
-        <m:r>
-          <w:rPr>
-            <w:rFonts w:ascii="Cambria Math" w:eastAsiaTheme="minorEastAsia" w:hAnsi="Cambria Math" w:cs="Times New Roman"/>
-            <w:sz w:val="28"/>
-            <w:szCs w:val="28"/>
-          </w:rPr>
-          <m:t xml:space="preserve">∆ = </m:t>
-        </m:r>
-        <m:f>
-          <m:fPr>
-            <m:ctrlPr>
-              <w:rPr>
-                <w:rFonts w:ascii="Cambria Math" w:eastAsiaTheme="minorEastAsia" w:hAnsi="Cambria Math" w:cs="Times New Roman"/>
-                <w:i/>
-                <w:sz w:val="28"/>
-                <w:szCs w:val="28"/>
-              </w:rPr>
-            </m:ctrlPr>
-          </m:fPr>
-          <m:num>
-            <m:r>
-              <w:rPr>
-                <w:rFonts w:ascii="Cambria Math" w:eastAsiaTheme="minorEastAsia" w:hAnsi="Cambria Math" w:cs="Times New Roman"/>
-                <w:sz w:val="28"/>
-                <w:szCs w:val="28"/>
-              </w:rPr>
-              <m:t>γ*</m:t>
-            </m:r>
-            <m:sSub>
-              <m:sSubPr>
-                <m:ctrlPr>
-                  <w:rPr>
-                    <w:rFonts w:ascii="Cambria Math" w:hAnsi="Cambria Math" w:cs="Times New Roman"/>
-                    <w:sz w:val="28"/>
-                    <w:szCs w:val="28"/>
-                    <w:lang w:val="en-US"/>
-                  </w:rPr>
-                </m:ctrlPr>
-              </m:sSubPr>
-              <m:e>
-                <m:r>
-                  <w:rPr>
-                    <w:rFonts w:ascii="Cambria Math" w:hAnsi="Cambria Math" w:cs="Times New Roman"/>
-                    <w:sz w:val="28"/>
-                    <w:szCs w:val="28"/>
-                    <w:lang w:val="en-US"/>
-                  </w:rPr>
-                  <m:t>x</m:t>
-                </m:r>
-              </m:e>
-              <m:sub>
-                <m:r>
-                  <w:rPr>
-                    <w:rFonts w:ascii="Cambria Math" w:hAnsi="Cambria Math" w:cs="Times New Roman"/>
-                    <w:sz w:val="28"/>
-                    <w:szCs w:val="28"/>
-                    <w:lang w:val="en-US"/>
-                  </w:rPr>
-                  <m:t>k</m:t>
-                </m:r>
-              </m:sub>
-            </m:sSub>
-          </m:num>
-          <m:den>
-            <m:r>
-              <w:rPr>
-                <w:rFonts w:ascii="Cambria Math" w:eastAsiaTheme="minorEastAsia" w:hAnsi="Cambria Math" w:cs="Times New Roman"/>
-                <w:sz w:val="28"/>
-                <w:szCs w:val="28"/>
-              </w:rPr>
-              <m:t>100</m:t>
-            </m:r>
-          </m:den>
-        </m:f>
-        <m:r>
-          <w:rPr>
-            <w:rFonts w:ascii="Cambria Math" w:eastAsiaTheme="minorEastAsia" w:hAnsi="Cambria Math" w:cs="Times New Roman"/>
-            <w:sz w:val="28"/>
-            <w:szCs w:val="28"/>
-          </w:rPr>
-          <m:t xml:space="preserve">= </m:t>
-        </m:r>
-        <m:f>
-          <m:fPr>
-            <m:ctrlPr>
-              <w:rPr>
-                <w:rFonts w:ascii="Cambria Math" w:eastAsiaTheme="minorEastAsia" w:hAnsi="Cambria Math" w:cs="Times New Roman"/>
-                <w:i/>
-                <w:sz w:val="28"/>
-                <w:szCs w:val="28"/>
-              </w:rPr>
-            </m:ctrlPr>
-          </m:fPr>
-          <m:num>
-            <m:r>
-              <w:rPr>
-                <w:rFonts w:ascii="Cambria Math" w:eastAsiaTheme="minorEastAsia" w:hAnsi="Cambria Math" w:cs="Times New Roman"/>
-                <w:sz w:val="28"/>
-                <w:szCs w:val="28"/>
-              </w:rPr>
-              <m:t>0,5*2000</m:t>
-            </m:r>
-          </m:num>
-          <m:den>
-            <m:r>
-              <w:rPr>
-                <w:rFonts w:ascii="Cambria Math" w:eastAsiaTheme="minorEastAsia" w:hAnsi="Cambria Math" w:cs="Times New Roman"/>
-                <w:sz w:val="28"/>
-                <w:szCs w:val="28"/>
-              </w:rPr>
-              <m:t>100</m:t>
-            </m:r>
-          </m:den>
-        </m:f>
-        <m:r>
-          <w:rPr>
-            <w:rFonts w:ascii="Cambria Math" w:eastAsiaTheme="minorEastAsia" w:hAnsi="Cambria Math" w:cs="Times New Roman"/>
-            <w:sz w:val="28"/>
-            <w:szCs w:val="28"/>
-          </w:rPr>
-          <m:t>= 10</m:t>
-        </m:r>
-        <m:r>
-          <w:rPr>
-            <w:rFonts w:ascii="Cambria Math" w:eastAsiaTheme="minorEastAsia" w:hAnsi="Cambria Math" w:cs="Times New Roman"/>
-            <w:sz w:val="28"/>
-            <w:szCs w:val="28"/>
-            <w:lang w:val="en-US"/>
-          </w:rPr>
-          <m:t>mV</m:t>
-        </m:r>
-      </m:oMath>
+        <w:t xml:space="preserve"> Абсолютная погрешность рассчитывается по следующей формуле:</w:t>
+      </w:r>
+    </w:p>
+    <w:p>
+      <w:pPr>
+        <w:widowControl w:val="0"/>
+        <w:spacing w:after="0" w:line="360" w:lineRule="auto"/>
+        <w:ind w:firstLine="709"/>
+        <w:jc w:val="center"/>
+        <w:rPr>
+          <w:rFonts w:ascii="Times New Roman" w:hAnsi="Times New Roman" w:cs="Times New Roman"/>
+          <w:i/>
+          <w:sz w:val="28"/>
+          <w:szCs w:val="28"/>
+        </w:rPr>
+      </w:pPr>
+      <m:oMathPara>
+        <m:oMath>
+          <m:r>
+            <w:rPr>
+              <w:rFonts w:ascii="Cambria Math" w:eastAsiaTheme="minorEastAsia" w:hAnsi="Cambria Math" w:cs="Times New Roman"/>
+              <w:sz w:val="28"/>
+              <w:szCs w:val="28"/>
+            </w:rPr>
+            <m:t xml:space="preserve">∆ = </m:t>
+          </m:r>
+          <m:f>
+            <m:fPr>
+              <m:ctrlPr>
+                <w:rPr>
+                  <w:rFonts w:ascii="Cambria Math" w:eastAsiaTheme="minorEastAsia" w:hAnsi="Cambria Math" w:cs="Times New Roman"/>
+                  <w:i/>
+                  <w:sz w:val="28"/>
+                  <w:szCs w:val="28"/>
+                </w:rPr>
+              </m:ctrlPr>
+            </m:fPr>
+            <m:num>
+              <m:r>
+                <w:rPr>
+                  <w:rFonts w:ascii="Cambria Math" w:eastAsiaTheme="minorEastAsia" w:hAnsi="Cambria Math" w:cs="Times New Roman"/>
+                  <w:sz w:val="28"/>
+                  <w:szCs w:val="28"/>
+                </w:rPr>
+                <m:t>γ*</m:t>
+              </m:r>
+              <m:sSub>
+                <m:sSubPr>
+                  <m:ctrlPr>
+                    <w:rPr>
+                      <w:rFonts w:ascii="Cambria Math" w:hAnsi="Cambria Math" w:cs="Times New Roman"/>
+                      <w:sz w:val="28"/>
+                      <w:szCs w:val="28"/>
+                      <w:lang w:val="en-US"/>
+                    </w:rPr>
+                  </m:ctrlPr>
+                </m:sSubPr>
+                <m:e>
+                  <m:r>
+                    <w:rPr>
+                      <w:rFonts w:ascii="Cambria Math" w:hAnsi="Cambria Math" w:cs="Times New Roman"/>
+                      <w:sz w:val="28"/>
+                      <w:szCs w:val="28"/>
+                      <w:lang w:val="en-US"/>
+                    </w:rPr>
+                    <m:t>x</m:t>
+                  </m:r>
+                </m:e>
+                <m:sub>
+                  <m:r>
+                    <w:rPr>
+                      <w:rFonts w:ascii="Cambria Math" w:hAnsi="Cambria Math" w:cs="Times New Roman"/>
+                      <w:sz w:val="28"/>
+                      <w:szCs w:val="28"/>
+                      <w:lang w:val="en-US"/>
+                    </w:rPr>
+                    <m:t>k</m:t>
+                  </m:r>
+                </m:sub>
+              </m:sSub>
+            </m:num>
+            <m:den>
+              <m:r>
+                <w:rPr>
+                  <w:rFonts w:ascii="Cambria Math" w:eastAsiaTheme="minorEastAsia" w:hAnsi="Cambria Math" w:cs="Times New Roman"/>
+                  <w:sz w:val="28"/>
+                  <w:szCs w:val="28"/>
+                </w:rPr>
+                <m:t>100</m:t>
+              </m:r>
+            </m:den>
+          </m:f>
+          <m:r>
+            <w:rPr>
+              <w:rFonts w:ascii="Cambria Math" w:eastAsiaTheme="minorEastAsia" w:hAnsi="Cambria Math" w:cs="Times New Roman"/>
+              <w:sz w:val="28"/>
+              <w:szCs w:val="28"/>
+            </w:rPr>
+            <m:t xml:space="preserve">= </m:t>
+          </m:r>
+          <m:f>
+            <m:fPr>
+              <m:ctrlPr>
+                <w:rPr>
+                  <w:rFonts w:ascii="Cambria Math" w:eastAsiaTheme="minorEastAsia" w:hAnsi="Cambria Math" w:cs="Times New Roman"/>
+                  <w:i/>
+                  <w:sz w:val="28"/>
+                  <w:szCs w:val="28"/>
+                </w:rPr>
+              </m:ctrlPr>
+            </m:fPr>
+            <m:num>
+              <m:r>
+                <w:rPr>
+                  <w:rFonts w:ascii="Cambria Math" w:eastAsiaTheme="minorEastAsia" w:hAnsi="Cambria Math" w:cs="Times New Roman"/>
+                  <w:sz w:val="28"/>
+                  <w:szCs w:val="28"/>
+                </w:rPr>
+                <m:t>0,5*2000</m:t>
+              </m:r>
+            </m:num>
+            <m:den>
+              <m:r>
+                <w:rPr>
+                  <w:rFonts w:ascii="Cambria Math" w:eastAsiaTheme="minorEastAsia" w:hAnsi="Cambria Math" w:cs="Times New Roman"/>
+                  <w:sz w:val="28"/>
+                  <w:szCs w:val="28"/>
+                </w:rPr>
+                <m:t>100</m:t>
+              </m:r>
+            </m:den>
+          </m:f>
+          <m:r>
+            <w:rPr>
+              <w:rFonts w:ascii="Cambria Math" w:eastAsiaTheme="minorEastAsia" w:hAnsi="Cambria Math" w:cs="Times New Roman"/>
+              <w:sz w:val="28"/>
+              <w:szCs w:val="28"/>
+            </w:rPr>
+            <m:t>= 10</m:t>
+          </m:r>
+          <m:r>
+            <w:rPr>
+              <w:rFonts w:ascii="Cambria Math" w:eastAsiaTheme="minorEastAsia" w:hAnsi="Cambria Math" w:cs="Times New Roman"/>
+              <w:sz w:val="28"/>
+              <w:szCs w:val="28"/>
+            </w:rPr>
+            <m:t>,</m:t>
+          </m:r>
+          <m:r>
+            <w:rPr>
+              <w:rFonts w:ascii="Cambria Math" w:eastAsiaTheme="minorEastAsia" w:hAnsi="Cambria Math" w:cs="Times New Roman"/>
+              <w:sz w:val="28"/>
+              <w:szCs w:val="28"/>
+              <w:lang w:val="en-US"/>
+            </w:rPr>
+            <m:t xml:space="preserve">0 </m:t>
+          </m:r>
+          <m:r>
+            <w:rPr>
+              <w:rFonts w:ascii="Cambria Math" w:eastAsiaTheme="minorEastAsia" w:hAnsi="Cambria Math" w:cs="Times New Roman"/>
+              <w:sz w:val="28"/>
+              <w:szCs w:val="28"/>
+              <w:lang w:val="en-US"/>
+            </w:rPr>
+            <m:t>mV</m:t>
+          </m:r>
+        </m:oMath>
+      </m:oMathPara>
     </w:p>
     <w:p>
       <w:pPr>
@@ -2710,238 +2869,349 @@
         <w:widowControl w:val="0"/>
         <w:spacing w:after="0" w:line="360" w:lineRule="auto"/>
         <w:ind w:firstLine="709"/>
-        <w:jc w:val="both"/>
+        <w:jc w:val="center"/>
         <w:rPr>
           <w:rFonts w:ascii="Times New Roman" w:eastAsiaTheme="minorEastAsia" w:hAnsi="Times New Roman" w:cs="Times New Roman"/>
-          <w:sz w:val="28"/>
-          <w:szCs w:val="28"/>
-        </w:rPr>
-      </w:pPr>
-      <m:oMath>
-        <m:sSub>
-          <m:sSubPr>
-            <m:ctrlPr>
-              <w:rPr>
-                <w:rFonts w:ascii="Cambria Math" w:eastAsiaTheme="minorEastAsia" w:hAnsi="Cambria Math" w:cs="Times New Roman"/>
-                <w:i/>
-                <w:sz w:val="28"/>
-                <w:szCs w:val="28"/>
-              </w:rPr>
-            </m:ctrlPr>
-          </m:sSubPr>
-          <m:e>
-            <m:r>
-              <w:rPr>
-                <w:rFonts w:ascii="Cambria Math" w:eastAsiaTheme="minorEastAsia" w:hAnsi="Cambria Math" w:cs="Times New Roman"/>
-                <w:sz w:val="28"/>
-                <w:szCs w:val="28"/>
-              </w:rPr>
-              <m:t>γ</m:t>
-            </m:r>
-          </m:e>
-          <m:sub>
-            <m:r>
-              <w:rPr>
-                <w:rFonts w:ascii="Cambria Math" w:eastAsiaTheme="minorEastAsia" w:hAnsi="Cambria Math" w:cs="Times New Roman"/>
-                <w:sz w:val="28"/>
-                <w:szCs w:val="28"/>
-              </w:rPr>
-              <m:t>Сумм</m:t>
-            </m:r>
-          </m:sub>
-        </m:sSub>
-        <m:r>
-          <w:rPr>
-            <w:rFonts w:ascii="Cambria Math" w:eastAsiaTheme="minorEastAsia" w:hAnsi="Cambria Math" w:cs="Times New Roman"/>
-            <w:sz w:val="28"/>
-            <w:szCs w:val="28"/>
-          </w:rPr>
-          <m:t xml:space="preserve">= </m:t>
-        </m:r>
-        <m:sSub>
-          <m:sSubPr>
-            <m:ctrlPr>
-              <w:rPr>
-                <w:rFonts w:ascii="Cambria Math" w:eastAsiaTheme="minorEastAsia" w:hAnsi="Cambria Math" w:cs="Times New Roman"/>
-                <w:i/>
-                <w:sz w:val="28"/>
-                <w:szCs w:val="28"/>
-              </w:rPr>
-            </m:ctrlPr>
-          </m:sSubPr>
-          <m:e>
-            <m:r>
-              <w:rPr>
-                <w:rFonts w:ascii="Cambria Math" w:eastAsiaTheme="minorEastAsia" w:hAnsi="Cambria Math" w:cs="Times New Roman"/>
-                <w:sz w:val="28"/>
-                <w:szCs w:val="28"/>
-              </w:rPr>
-              <m:t>γ</m:t>
-            </m:r>
-          </m:e>
-          <m:sub>
-            <m:r>
-              <w:rPr>
-                <w:rFonts w:ascii="Cambria Math" w:eastAsiaTheme="minorEastAsia" w:hAnsi="Cambria Math" w:cs="Times New Roman"/>
-                <w:sz w:val="28"/>
-                <w:szCs w:val="28"/>
-              </w:rPr>
-              <m:t>0</m:t>
-            </m:r>
-          </m:sub>
-        </m:sSub>
-        <m:r>
-          <w:rPr>
-            <w:rFonts w:ascii="Cambria Math" w:eastAsiaTheme="minorEastAsia" w:hAnsi="Cambria Math" w:cs="Times New Roman"/>
-            <w:sz w:val="28"/>
-            <w:szCs w:val="28"/>
-          </w:rPr>
-          <m:t>+</m:t>
-        </m:r>
-        <m:rad>
-          <m:radPr>
-            <m:degHide m:val="1"/>
-            <m:ctrlPr>
-              <w:rPr>
-                <w:rFonts w:ascii="Cambria Math" w:eastAsiaTheme="minorEastAsia" w:hAnsi="Cambria Math" w:cs="Times New Roman"/>
-                <w:i/>
-                <w:sz w:val="28"/>
-                <w:szCs w:val="28"/>
-              </w:rPr>
-            </m:ctrlPr>
-          </m:radPr>
-          <m:deg/>
-          <m:e>
-            <m:nary>
-              <m:naryPr>
-                <m:chr m:val="∑"/>
-                <m:limLoc m:val="undOvr"/>
-                <m:ctrlPr>
-                  <w:rPr>
-                    <w:rFonts w:ascii="Cambria Math" w:eastAsiaTheme="minorEastAsia" w:hAnsi="Cambria Math" w:cs="Times New Roman"/>
-                    <w:i/>
-                    <w:sz w:val="28"/>
-                    <w:szCs w:val="28"/>
-                  </w:rPr>
-                </m:ctrlPr>
-              </m:naryPr>
-              <m:sub>
-                <m:r>
-                  <w:rPr>
-                    <w:rFonts w:ascii="Cambria Math" w:eastAsiaTheme="minorEastAsia" w:hAnsi="Cambria Math" w:cs="Times New Roman"/>
-                    <w:sz w:val="28"/>
-                    <w:szCs w:val="28"/>
-                    <w:lang w:val="en-US"/>
-                  </w:rPr>
-                  <m:t>i</m:t>
-                </m:r>
-                <m:r>
-                  <w:rPr>
-                    <w:rFonts w:ascii="Cambria Math" w:eastAsiaTheme="minorEastAsia" w:hAnsi="Cambria Math" w:cs="Times New Roman"/>
-                    <w:sz w:val="28"/>
-                    <w:szCs w:val="28"/>
-                  </w:rPr>
-                  <m:t>=1</m:t>
-                </m:r>
-              </m:sub>
-              <m:sup>
-                <m:r>
-                  <w:rPr>
-                    <w:rFonts w:ascii="Cambria Math" w:eastAsiaTheme="minorEastAsia" w:hAnsi="Cambria Math" w:cs="Times New Roman"/>
-                    <w:sz w:val="28"/>
-                    <w:szCs w:val="28"/>
-                  </w:rPr>
-                  <m:t>n</m:t>
-                </m:r>
-              </m:sup>
-              <m:e>
-                <m:sSub>
-                  <m:sSubPr>
-                    <m:ctrlPr>
-                      <w:rPr>
-                        <w:rFonts w:ascii="Cambria Math" w:eastAsiaTheme="minorEastAsia" w:hAnsi="Cambria Math" w:cs="Times New Roman"/>
-                        <w:i/>
-                        <w:sz w:val="28"/>
-                        <w:szCs w:val="28"/>
-                      </w:rPr>
-                    </m:ctrlPr>
-                  </m:sSubPr>
-                  <m:e>
-                    <m:r>
-                      <w:rPr>
-                        <w:rFonts w:ascii="Cambria Math" w:eastAsiaTheme="minorEastAsia" w:hAnsi="Cambria Math" w:cs="Times New Roman"/>
-                        <w:sz w:val="28"/>
-                        <w:szCs w:val="28"/>
-                      </w:rPr>
-                      <m:t>δ</m:t>
-                    </m:r>
-                  </m:e>
-                  <m:sub>
-                    <m:r>
-                      <w:rPr>
-                        <w:rFonts w:ascii="Cambria Math" w:eastAsiaTheme="minorEastAsia" w:hAnsi="Cambria Math" w:cs="Times New Roman"/>
-                        <w:sz w:val="28"/>
-                        <w:szCs w:val="28"/>
-                      </w:rPr>
-                      <m:t>i</m:t>
-                    </m:r>
-                  </m:sub>
-                </m:sSub>
-              </m:e>
-            </m:nary>
-          </m:e>
-        </m:rad>
-      </m:oMath>
-      <w:r>
-        <w:rPr>
-          <w:rFonts w:ascii="Times New Roman" w:eastAsiaTheme="minorEastAsia" w:hAnsi="Times New Roman" w:cs="Times New Roman"/>
-          <w:sz w:val="28"/>
-          <w:szCs w:val="28"/>
-        </w:rPr>
-        <w:t xml:space="preserve"> = </w:t>
-      </w:r>
-      <m:oMath>
-        <m:r>
-          <w:rPr>
-            <w:rFonts w:ascii="Cambria Math" w:eastAsiaTheme="minorEastAsia" w:hAnsi="Cambria Math" w:cs="Times New Roman"/>
-            <w:sz w:val="28"/>
-            <w:szCs w:val="28"/>
-          </w:rPr>
-          <m:t>0,5+</m:t>
-        </m:r>
-        <m:rad>
-          <m:radPr>
-            <m:degHide m:val="1"/>
-            <m:ctrlPr>
-              <w:rPr>
-                <w:rFonts w:ascii="Cambria Math" w:eastAsiaTheme="minorEastAsia" w:hAnsi="Cambria Math" w:cs="Times New Roman"/>
-                <w:i/>
-                <w:sz w:val="28"/>
-                <w:szCs w:val="28"/>
-              </w:rPr>
-            </m:ctrlPr>
-          </m:radPr>
-          <m:deg/>
-          <m:e>
-            <m:r>
-              <w:rPr>
-                <w:rFonts w:ascii="Cambria Math" w:eastAsiaTheme="minorEastAsia" w:hAnsi="Cambria Math" w:cs="Times New Roman"/>
-                <w:sz w:val="28"/>
-                <w:szCs w:val="28"/>
-              </w:rPr>
-              <m:t>1,5+2,0</m:t>
-            </m:r>
-          </m:e>
-        </m:rad>
-        <m:r>
-          <w:rPr>
-            <w:rFonts w:ascii="Cambria Math" w:eastAsiaTheme="minorEastAsia" w:hAnsi="Cambria Math" w:cs="Times New Roman"/>
-            <w:sz w:val="28"/>
-            <w:szCs w:val="28"/>
-          </w:rPr>
-          <m:t>=2,37%</m:t>
-        </m:r>
-      </m:oMath>
+          <w:i/>
+          <w:sz w:val="28"/>
+          <w:szCs w:val="28"/>
+          <w:lang w:val="en-US"/>
+        </w:rPr>
+      </w:pPr>
+      <m:oMathPara>
+        <m:oMath>
+          <m:sSub>
+            <m:sSubPr>
+              <m:ctrlPr>
+                <w:rPr>
+                  <w:rFonts w:ascii="Cambria Math" w:eastAsiaTheme="minorEastAsia" w:hAnsi="Cambria Math" w:cs="Times New Roman"/>
+                  <w:i/>
+                  <w:sz w:val="28"/>
+                  <w:szCs w:val="28"/>
+                </w:rPr>
+              </m:ctrlPr>
+            </m:sSubPr>
+            <m:e>
+              <m:r>
+                <w:rPr>
+                  <w:rFonts w:ascii="Cambria Math" w:eastAsiaTheme="minorEastAsia" w:hAnsi="Cambria Math" w:cs="Times New Roman"/>
+                  <w:sz w:val="28"/>
+                  <w:szCs w:val="28"/>
+                </w:rPr>
+                <m:t>γ</m:t>
+              </m:r>
+            </m:e>
+            <m:sub>
+              <m:r>
+                <w:rPr>
+                  <w:rFonts w:ascii="Cambria Math" w:eastAsiaTheme="minorEastAsia" w:hAnsi="Cambria Math" w:cs="Times New Roman"/>
+                  <w:sz w:val="28"/>
+                  <w:szCs w:val="28"/>
+                </w:rPr>
+                <m:t>Сумм</m:t>
+              </m:r>
+            </m:sub>
+          </m:sSub>
+          <m:r>
+            <w:rPr>
+              <w:rFonts w:ascii="Cambria Math" w:eastAsiaTheme="minorEastAsia" w:hAnsi="Cambria Math" w:cs="Times New Roman"/>
+              <w:sz w:val="28"/>
+              <w:szCs w:val="28"/>
+            </w:rPr>
+            <m:t xml:space="preserve">= </m:t>
+          </m:r>
+          <m:sSub>
+            <m:sSubPr>
+              <m:ctrlPr>
+                <w:rPr>
+                  <w:rFonts w:ascii="Cambria Math" w:eastAsiaTheme="minorEastAsia" w:hAnsi="Cambria Math" w:cs="Times New Roman"/>
+                  <w:i/>
+                  <w:sz w:val="28"/>
+                  <w:szCs w:val="28"/>
+                </w:rPr>
+              </m:ctrlPr>
+            </m:sSubPr>
+            <m:e>
+              <m:r>
+                <w:rPr>
+                  <w:rFonts w:ascii="Cambria Math" w:eastAsiaTheme="minorEastAsia" w:hAnsi="Cambria Math" w:cs="Times New Roman"/>
+                  <w:sz w:val="28"/>
+                  <w:szCs w:val="28"/>
+                </w:rPr>
+                <m:t>γ</m:t>
+              </m:r>
+            </m:e>
+            <m:sub>
+              <m:r>
+                <w:rPr>
+                  <w:rFonts w:ascii="Cambria Math" w:eastAsiaTheme="minorEastAsia" w:hAnsi="Cambria Math" w:cs="Times New Roman"/>
+                  <w:sz w:val="28"/>
+                  <w:szCs w:val="28"/>
+                </w:rPr>
+                <m:t>0</m:t>
+              </m:r>
+            </m:sub>
+          </m:sSub>
+          <m:r>
+            <w:rPr>
+              <w:rFonts w:ascii="Cambria Math" w:eastAsiaTheme="minorEastAsia" w:hAnsi="Cambria Math" w:cs="Times New Roman"/>
+              <w:sz w:val="28"/>
+              <w:szCs w:val="28"/>
+            </w:rPr>
+            <m:t>+</m:t>
+          </m:r>
+          <m:rad>
+            <m:radPr>
+              <m:degHide m:val="1"/>
+              <m:ctrlPr>
+                <w:rPr>
+                  <w:rFonts w:ascii="Cambria Math" w:eastAsiaTheme="minorEastAsia" w:hAnsi="Cambria Math" w:cs="Times New Roman"/>
+                  <w:i/>
+                  <w:sz w:val="28"/>
+                  <w:szCs w:val="28"/>
+                </w:rPr>
+              </m:ctrlPr>
+            </m:radPr>
+            <m:deg/>
+            <m:e>
+              <m:nary>
+                <m:naryPr>
+                  <m:chr m:val="∑"/>
+                  <m:limLoc m:val="undOvr"/>
+                  <m:ctrlPr>
+                    <w:rPr>
+                      <w:rFonts w:ascii="Cambria Math" w:eastAsiaTheme="minorEastAsia" w:hAnsi="Cambria Math" w:cs="Times New Roman"/>
+                      <w:i/>
+                      <w:sz w:val="28"/>
+                      <w:szCs w:val="28"/>
+                    </w:rPr>
+                  </m:ctrlPr>
+                </m:naryPr>
+                <m:sub>
+                  <m:r>
+                    <w:rPr>
+                      <w:rFonts w:ascii="Cambria Math" w:eastAsiaTheme="minorEastAsia" w:hAnsi="Cambria Math" w:cs="Times New Roman"/>
+                      <w:sz w:val="28"/>
+                      <w:szCs w:val="28"/>
+                      <w:lang w:val="en-US"/>
+                    </w:rPr>
+                    <m:t>i</m:t>
+                  </m:r>
+                  <m:r>
+                    <w:rPr>
+                      <w:rFonts w:ascii="Cambria Math" w:eastAsiaTheme="minorEastAsia" w:hAnsi="Cambria Math" w:cs="Times New Roman"/>
+                      <w:sz w:val="28"/>
+                      <w:szCs w:val="28"/>
+                    </w:rPr>
+                    <m:t>=1</m:t>
+                  </m:r>
+                </m:sub>
+                <m:sup>
+                  <m:r>
+                    <w:rPr>
+                      <w:rFonts w:ascii="Cambria Math" w:eastAsiaTheme="minorEastAsia" w:hAnsi="Cambria Math" w:cs="Times New Roman"/>
+                      <w:sz w:val="28"/>
+                      <w:szCs w:val="28"/>
+                    </w:rPr>
+                    <m:t>n</m:t>
+                  </m:r>
+                </m:sup>
+                <m:e>
+                  <m:sSubSup>
+                    <m:sSubSupPr>
+                      <m:ctrlPr>
+                        <w:rPr>
+                          <w:rFonts w:ascii="Cambria Math" w:eastAsiaTheme="minorEastAsia" w:hAnsi="Cambria Math" w:cs="Times New Roman"/>
+                          <w:i/>
+                          <w:sz w:val="28"/>
+                          <w:szCs w:val="28"/>
+                        </w:rPr>
+                      </m:ctrlPr>
+                    </m:sSubSupPr>
+                    <m:e>
+                      <m:r>
+                        <w:rPr>
+                          <w:rFonts w:ascii="Cambria Math" w:eastAsiaTheme="minorEastAsia" w:hAnsi="Cambria Math" w:cs="Times New Roman"/>
+                          <w:sz w:val="28"/>
+                          <w:szCs w:val="28"/>
+                        </w:rPr>
+                        <m:t>δ</m:t>
+                      </m:r>
+                    </m:e>
+                    <m:sub>
+                      <m:r>
+                        <w:rPr>
+                          <w:rFonts w:ascii="Cambria Math" w:eastAsiaTheme="minorEastAsia" w:hAnsi="Cambria Math" w:cs="Times New Roman"/>
+                          <w:sz w:val="28"/>
+                          <w:szCs w:val="28"/>
+                        </w:rPr>
+                        <m:t>i</m:t>
+                      </m:r>
+                    </m:sub>
+                    <m:sup>
+                      <m:r>
+                        <w:rPr>
+                          <w:rFonts w:ascii="Cambria Math" w:eastAsiaTheme="minorEastAsia" w:hAnsi="Cambria Math" w:cs="Times New Roman"/>
+                          <w:sz w:val="28"/>
+                          <w:szCs w:val="28"/>
+                        </w:rPr>
+                        <m:t>2</m:t>
+                      </m:r>
+                    </m:sup>
+                  </m:sSubSup>
+                </m:e>
+              </m:nary>
+            </m:e>
+          </m:rad>
+          <m:r>
+            <w:rPr>
+              <w:rFonts w:ascii="Cambria Math" w:eastAsiaTheme="minorEastAsia" w:hAnsi="Cambria Math" w:cs="Times New Roman"/>
+              <w:sz w:val="28"/>
+              <w:szCs w:val="28"/>
+            </w:rPr>
+            <m:t>=</m:t>
+          </m:r>
+          <m:r>
+            <w:rPr>
+              <w:rFonts w:ascii="Cambria Math" w:eastAsiaTheme="minorEastAsia" w:hAnsi="Cambria Math" w:cs="Times New Roman"/>
+              <w:sz w:val="28"/>
+              <w:szCs w:val="28"/>
+            </w:rPr>
+            <m:t>0,5+</m:t>
+          </m:r>
+          <m:rad>
+            <m:radPr>
+              <m:degHide m:val="1"/>
+              <m:ctrlPr>
+                <w:rPr>
+                  <w:rFonts w:ascii="Cambria Math" w:eastAsiaTheme="minorEastAsia" w:hAnsi="Cambria Math" w:cs="Times New Roman"/>
+                  <w:i/>
+                  <w:sz w:val="28"/>
+                  <w:szCs w:val="28"/>
+                </w:rPr>
+              </m:ctrlPr>
+            </m:radPr>
+            <m:deg/>
+            <m:e>
+              <m:sSup>
+                <m:sSupPr>
+                  <m:ctrlPr>
+                    <w:rPr>
+                      <w:rFonts w:ascii="Cambria Math" w:eastAsiaTheme="minorEastAsia" w:hAnsi="Cambria Math" w:cs="Times New Roman"/>
+                      <w:i/>
+                      <w:sz w:val="28"/>
+                      <w:szCs w:val="28"/>
+                    </w:rPr>
+                  </m:ctrlPr>
+                </m:sSupPr>
+                <m:e>
+                  <m:r>
+                    <w:rPr>
+                      <w:rFonts w:ascii="Cambria Math" w:eastAsiaTheme="minorEastAsia" w:hAnsi="Cambria Math" w:cs="Times New Roman"/>
+                      <w:sz w:val="28"/>
+                      <w:szCs w:val="28"/>
+                    </w:rPr>
+                    <m:t>1</m:t>
+                  </m:r>
+                  <m:r>
+                    <w:rPr>
+                      <w:rFonts w:ascii="Cambria Math" w:eastAsiaTheme="minorEastAsia" w:hAnsi="Cambria Math" w:cs="Times New Roman"/>
+                      <w:sz w:val="28"/>
+                      <w:szCs w:val="28"/>
+                      <w:lang w:val="en-US"/>
+                    </w:rPr>
+                    <m:t>,5</m:t>
+                  </m:r>
+                </m:e>
+                <m:sup>
+                  <m:r>
+                    <w:rPr>
+                      <w:rFonts w:ascii="Cambria Math" w:eastAsiaTheme="minorEastAsia" w:hAnsi="Cambria Math" w:cs="Times New Roman"/>
+                      <w:sz w:val="28"/>
+                      <w:szCs w:val="28"/>
+                    </w:rPr>
+                    <m:t>2</m:t>
+                  </m:r>
+                </m:sup>
+              </m:sSup>
+              <m:r>
+                <w:rPr>
+                  <w:rFonts w:ascii="Cambria Math" w:eastAsiaTheme="minorEastAsia" w:hAnsi="Cambria Math" w:cs="Times New Roman"/>
+                  <w:sz w:val="28"/>
+                  <w:szCs w:val="28"/>
+                </w:rPr>
+                <m:t>+</m:t>
+              </m:r>
+              <m:sSup>
+                <m:sSupPr>
+                  <m:ctrlPr>
+                    <w:rPr>
+                      <w:rFonts w:ascii="Cambria Math" w:eastAsiaTheme="minorEastAsia" w:hAnsi="Cambria Math" w:cs="Times New Roman"/>
+                      <w:i/>
+                      <w:sz w:val="28"/>
+                      <w:szCs w:val="28"/>
+                    </w:rPr>
+                  </m:ctrlPr>
+                </m:sSupPr>
+                <m:e>
+                  <m:r>
+                    <w:rPr>
+                      <w:rFonts w:ascii="Cambria Math" w:eastAsiaTheme="minorEastAsia" w:hAnsi="Cambria Math" w:cs="Times New Roman"/>
+                      <w:sz w:val="28"/>
+                      <w:szCs w:val="28"/>
+                    </w:rPr>
+                    <m:t>2</m:t>
+                  </m:r>
+                  <m:r>
+                    <w:rPr>
+                      <w:rFonts w:ascii="Cambria Math" w:eastAsiaTheme="minorEastAsia" w:hAnsi="Cambria Math" w:cs="Times New Roman"/>
+                      <w:sz w:val="28"/>
+                      <w:szCs w:val="28"/>
+                      <w:lang w:val="en-US"/>
+                    </w:rPr>
+                    <m:t>,0</m:t>
+                  </m:r>
+                </m:e>
+                <m:sup>
+                  <m:r>
+                    <w:rPr>
+                      <w:rFonts w:ascii="Cambria Math" w:eastAsiaTheme="minorEastAsia" w:hAnsi="Cambria Math" w:cs="Times New Roman"/>
+                      <w:sz w:val="28"/>
+                      <w:szCs w:val="28"/>
+                    </w:rPr>
+                    <m:t>2</m:t>
+                  </m:r>
+                </m:sup>
+              </m:sSup>
+            </m:e>
+          </m:rad>
+          <m:r>
+            <w:rPr>
+              <w:rFonts w:ascii="Cambria Math" w:eastAsiaTheme="minorEastAsia" w:hAnsi="Cambria Math" w:cs="Times New Roman"/>
+              <w:sz w:val="28"/>
+              <w:szCs w:val="28"/>
+            </w:rPr>
+            <m:t>=± 3</m:t>
+          </m:r>
+          <m:r>
+            <w:rPr>
+              <w:rFonts w:ascii="Cambria Math" w:eastAsiaTheme="minorEastAsia" w:hAnsi="Cambria Math" w:cs="Times New Roman"/>
+              <w:sz w:val="28"/>
+              <w:szCs w:val="28"/>
+              <w:lang w:val="en-US"/>
+            </w:rPr>
+            <m:t>,0</m:t>
+          </m:r>
+          <m:r>
+            <w:rPr>
+              <w:rFonts w:ascii="Cambria Math" w:eastAsiaTheme="minorEastAsia" w:hAnsi="Cambria Math" w:cs="Times New Roman"/>
+              <w:sz w:val="28"/>
+              <w:szCs w:val="28"/>
+            </w:rPr>
+            <m:t>%</m:t>
+          </m:r>
+        </m:oMath>
+      </m:oMathPara>
     </w:p>
     <w:p>
       <w:pPr>
@@ -2976,170 +3246,226 @@
           <w:szCs w:val="28"/>
         </w:rPr>
       </w:pPr>
-      <w:r>
-        <w:rPr>
-          <w:rFonts w:ascii="Times New Roman" w:eastAsiaTheme="minorEastAsia" w:hAnsi="Times New Roman" w:cs="Times New Roman"/>
-          <w:sz w:val="28"/>
-          <w:szCs w:val="28"/>
-        </w:rPr>
-        <w:t xml:space="preserve"> </w:t>
-      </w:r>
-      <m:oMath>
-        <m:r>
-          <w:rPr>
-            <w:rFonts w:ascii="Cambria Math" w:eastAsiaTheme="minorEastAsia" w:hAnsi="Cambria Math" w:cs="Times New Roman"/>
-            <w:sz w:val="28"/>
-            <w:szCs w:val="28"/>
-          </w:rPr>
-          <m:t xml:space="preserve">∆ = </m:t>
-        </m:r>
-        <m:f>
-          <m:fPr>
-            <m:ctrlPr>
-              <w:rPr>
-                <w:rFonts w:ascii="Cambria Math" w:eastAsiaTheme="minorEastAsia" w:hAnsi="Cambria Math" w:cs="Times New Roman"/>
-                <w:i/>
-                <w:sz w:val="28"/>
-                <w:szCs w:val="28"/>
-              </w:rPr>
-            </m:ctrlPr>
-          </m:fPr>
-          <m:num>
-            <m:sSub>
-              <m:sSubPr>
-                <m:ctrlPr>
-                  <w:rPr>
-                    <w:rFonts w:ascii="Cambria Math" w:eastAsiaTheme="minorEastAsia" w:hAnsi="Cambria Math" w:cs="Times New Roman"/>
-                    <w:i/>
-                    <w:sz w:val="28"/>
-                    <w:szCs w:val="28"/>
-                  </w:rPr>
-                </m:ctrlPr>
-              </m:sSubPr>
-              <m:e>
-                <m:r>
-                  <w:rPr>
-                    <w:rFonts w:ascii="Cambria Math" w:eastAsiaTheme="minorEastAsia" w:hAnsi="Cambria Math" w:cs="Times New Roman"/>
-                    <w:sz w:val="28"/>
-                    <w:szCs w:val="28"/>
-                  </w:rPr>
-                  <m:t>γ</m:t>
-                </m:r>
-              </m:e>
-              <m:sub>
-                <m:r>
-                  <w:rPr>
-                    <w:rFonts w:ascii="Cambria Math" w:eastAsiaTheme="minorEastAsia" w:hAnsi="Cambria Math" w:cs="Times New Roman"/>
-                    <w:sz w:val="28"/>
-                    <w:szCs w:val="28"/>
-                  </w:rPr>
-                  <m:t>Сумм</m:t>
-                </m:r>
-              </m:sub>
-            </m:sSub>
-            <m:r>
-              <w:rPr>
-                <w:rFonts w:ascii="Cambria Math" w:eastAsiaTheme="minorEastAsia" w:hAnsi="Cambria Math" w:cs="Times New Roman"/>
-                <w:sz w:val="28"/>
-                <w:szCs w:val="28"/>
-              </w:rPr>
-              <m:t>*</m:t>
-            </m:r>
-            <m:sSub>
-              <m:sSubPr>
-                <m:ctrlPr>
-                  <w:rPr>
-                    <w:rFonts w:ascii="Cambria Math" w:hAnsi="Cambria Math" w:cs="Times New Roman"/>
-                    <w:sz w:val="28"/>
-                    <w:szCs w:val="28"/>
-                    <w:lang w:val="en-US"/>
-                  </w:rPr>
-                </m:ctrlPr>
-              </m:sSubPr>
-              <m:e>
-                <m:r>
-                  <w:rPr>
-                    <w:rFonts w:ascii="Cambria Math" w:hAnsi="Cambria Math" w:cs="Times New Roman"/>
-                    <w:sz w:val="28"/>
-                    <w:szCs w:val="28"/>
-                    <w:lang w:val="en-US"/>
-                  </w:rPr>
-                  <m:t>x</m:t>
-                </m:r>
-              </m:e>
-              <m:sub>
-                <m:r>
-                  <w:rPr>
-                    <w:rFonts w:ascii="Cambria Math" w:hAnsi="Cambria Math" w:cs="Times New Roman"/>
-                    <w:sz w:val="28"/>
-                    <w:szCs w:val="28"/>
-                    <w:lang w:val="en-US"/>
-                  </w:rPr>
-                  <m:t>k</m:t>
-                </m:r>
-              </m:sub>
-            </m:sSub>
-          </m:num>
-          <m:den>
-            <m:r>
-              <w:rPr>
-                <w:rFonts w:ascii="Cambria Math" w:eastAsiaTheme="minorEastAsia" w:hAnsi="Cambria Math" w:cs="Times New Roman"/>
-                <w:sz w:val="28"/>
-                <w:szCs w:val="28"/>
-              </w:rPr>
-              <m:t>100</m:t>
-            </m:r>
-          </m:den>
-        </m:f>
-        <m:r>
-          <w:rPr>
-            <w:rFonts w:ascii="Cambria Math" w:eastAsiaTheme="minorEastAsia" w:hAnsi="Cambria Math" w:cs="Times New Roman"/>
-            <w:sz w:val="28"/>
-            <w:szCs w:val="28"/>
-          </w:rPr>
-          <m:t xml:space="preserve">= </m:t>
-        </m:r>
-        <m:f>
-          <m:fPr>
-            <m:ctrlPr>
-              <w:rPr>
-                <w:rFonts w:ascii="Cambria Math" w:eastAsiaTheme="minorEastAsia" w:hAnsi="Cambria Math" w:cs="Times New Roman"/>
-                <w:i/>
-                <w:sz w:val="28"/>
-                <w:szCs w:val="28"/>
-              </w:rPr>
-            </m:ctrlPr>
-          </m:fPr>
-          <m:num>
-            <m:r>
-              <w:rPr>
-                <w:rFonts w:ascii="Cambria Math" w:eastAsiaTheme="minorEastAsia" w:hAnsi="Cambria Math" w:cs="Times New Roman"/>
-                <w:sz w:val="28"/>
-                <w:szCs w:val="28"/>
-              </w:rPr>
-              <m:t>2,37*2000</m:t>
-            </m:r>
-          </m:num>
-          <m:den>
-            <m:r>
-              <w:rPr>
-                <w:rFonts w:ascii="Cambria Math" w:eastAsiaTheme="minorEastAsia" w:hAnsi="Cambria Math" w:cs="Times New Roman"/>
-                <w:sz w:val="28"/>
-                <w:szCs w:val="28"/>
-              </w:rPr>
-              <m:t>100</m:t>
-            </m:r>
-          </m:den>
-        </m:f>
-        <m:r>
-          <w:rPr>
-            <w:rFonts w:ascii="Cambria Math" w:eastAsiaTheme="minorEastAsia" w:hAnsi="Cambria Math" w:cs="Times New Roman"/>
-            <w:sz w:val="28"/>
-            <w:szCs w:val="28"/>
-          </w:rPr>
-          <m:t>=47,4mV.</m:t>
-        </m:r>
-      </m:oMath>
+      <m:oMathPara>
+        <m:oMathParaPr>
+          <m:jc m:val="center"/>
+        </m:oMathParaPr>
+        <m:oMath>
+          <m:r>
+            <w:rPr>
+              <w:rFonts w:ascii="Cambria Math" w:eastAsiaTheme="minorEastAsia" w:hAnsi="Cambria Math" w:cs="Times New Roman"/>
+              <w:sz w:val="28"/>
+              <w:szCs w:val="28"/>
+            </w:rPr>
+            <m:t xml:space="preserve">∆ = </m:t>
+          </m:r>
+          <m:f>
+            <m:fPr>
+              <m:ctrlPr>
+                <w:rPr>
+                  <w:rFonts w:ascii="Cambria Math" w:eastAsiaTheme="minorEastAsia" w:hAnsi="Cambria Math" w:cs="Times New Roman"/>
+                  <w:i/>
+                  <w:sz w:val="28"/>
+                  <w:szCs w:val="28"/>
+                </w:rPr>
+              </m:ctrlPr>
+            </m:fPr>
+            <m:num>
+              <m:sSub>
+                <m:sSubPr>
+                  <m:ctrlPr>
+                    <w:rPr>
+                      <w:rFonts w:ascii="Cambria Math" w:eastAsiaTheme="minorEastAsia" w:hAnsi="Cambria Math" w:cs="Times New Roman"/>
+                      <w:i/>
+                      <w:sz w:val="28"/>
+                      <w:szCs w:val="28"/>
+                    </w:rPr>
+                  </m:ctrlPr>
+                </m:sSubPr>
+                <m:e>
+                  <m:r>
+                    <w:rPr>
+                      <w:rFonts w:ascii="Cambria Math" w:eastAsiaTheme="minorEastAsia" w:hAnsi="Cambria Math" w:cs="Times New Roman"/>
+                      <w:sz w:val="28"/>
+                      <w:szCs w:val="28"/>
+                    </w:rPr>
+                    <m:t>γ</m:t>
+                  </m:r>
+                </m:e>
+                <m:sub>
+                  <m:r>
+                    <w:rPr>
+                      <w:rFonts w:ascii="Cambria Math" w:eastAsiaTheme="minorEastAsia" w:hAnsi="Cambria Math" w:cs="Times New Roman"/>
+                      <w:sz w:val="28"/>
+                      <w:szCs w:val="28"/>
+                    </w:rPr>
+                    <m:t>Сумм</m:t>
+                  </m:r>
+                </m:sub>
+              </m:sSub>
+              <m:r>
+                <w:rPr>
+                  <w:rFonts w:ascii="Cambria Math" w:eastAsiaTheme="minorEastAsia" w:hAnsi="Cambria Math" w:cs="Times New Roman"/>
+                  <w:sz w:val="28"/>
+                  <w:szCs w:val="28"/>
+                </w:rPr>
+                <m:t>*</m:t>
+              </m:r>
+              <m:sSub>
+                <m:sSubPr>
+                  <m:ctrlPr>
+                    <w:rPr>
+                      <w:rFonts w:ascii="Cambria Math" w:hAnsi="Cambria Math" w:cs="Times New Roman"/>
+                      <w:sz w:val="28"/>
+                      <w:szCs w:val="28"/>
+                      <w:lang w:val="en-US"/>
+                    </w:rPr>
+                  </m:ctrlPr>
+                </m:sSubPr>
+                <m:e>
+                  <m:r>
+                    <w:rPr>
+                      <w:rFonts w:ascii="Cambria Math" w:hAnsi="Cambria Math" w:cs="Times New Roman"/>
+                      <w:sz w:val="28"/>
+                      <w:szCs w:val="28"/>
+                      <w:lang w:val="en-US"/>
+                    </w:rPr>
+                    <m:t>x</m:t>
+                  </m:r>
+                </m:e>
+                <m:sub>
+                  <m:r>
+                    <w:rPr>
+                      <w:rFonts w:ascii="Cambria Math" w:hAnsi="Cambria Math" w:cs="Times New Roman"/>
+                      <w:sz w:val="28"/>
+                      <w:szCs w:val="28"/>
+                      <w:lang w:val="en-US"/>
+                    </w:rPr>
+                    <m:t>k</m:t>
+                  </m:r>
+                </m:sub>
+              </m:sSub>
+            </m:num>
+            <m:den>
+              <m:r>
+                <w:rPr>
+                  <w:rFonts w:ascii="Cambria Math" w:eastAsiaTheme="minorEastAsia" w:hAnsi="Cambria Math" w:cs="Times New Roman"/>
+                  <w:sz w:val="28"/>
+                  <w:szCs w:val="28"/>
+                </w:rPr>
+                <m:t>100</m:t>
+              </m:r>
+            </m:den>
+          </m:f>
+          <m:r>
+            <w:rPr>
+              <w:rFonts w:ascii="Cambria Math" w:eastAsiaTheme="minorEastAsia" w:hAnsi="Cambria Math" w:cs="Times New Roman"/>
+              <w:sz w:val="28"/>
+              <w:szCs w:val="28"/>
+            </w:rPr>
+            <m:t xml:space="preserve">= </m:t>
+          </m:r>
+          <m:f>
+            <m:fPr>
+              <m:ctrlPr>
+                <w:rPr>
+                  <w:rFonts w:ascii="Cambria Math" w:eastAsiaTheme="minorEastAsia" w:hAnsi="Cambria Math" w:cs="Times New Roman"/>
+                  <w:i/>
+                  <w:sz w:val="28"/>
+                  <w:szCs w:val="28"/>
+                </w:rPr>
+              </m:ctrlPr>
+            </m:fPr>
+            <m:num>
+              <m:r>
+                <w:rPr>
+                  <w:rFonts w:ascii="Cambria Math" w:eastAsiaTheme="minorEastAsia" w:hAnsi="Cambria Math" w:cs="Times New Roman"/>
+                  <w:sz w:val="28"/>
+                  <w:szCs w:val="28"/>
+                </w:rPr>
+                <m:t>3</m:t>
+              </m:r>
+              <m:r>
+                <w:rPr>
+                  <w:rFonts w:ascii="Cambria Math" w:eastAsiaTheme="minorEastAsia" w:hAnsi="Cambria Math" w:cs="Times New Roman"/>
+                  <w:sz w:val="28"/>
+                  <w:szCs w:val="28"/>
+                  <w:lang w:val="en-US"/>
+                </w:rPr>
+                <m:t>,0</m:t>
+              </m:r>
+              <m:r>
+                <w:rPr>
+                  <w:rFonts w:ascii="Cambria Math" w:eastAsiaTheme="minorEastAsia" w:hAnsi="Cambria Math" w:cs="Times New Roman"/>
+                  <w:sz w:val="28"/>
+                  <w:szCs w:val="28"/>
+                </w:rPr>
+                <m:t>*2000</m:t>
+              </m:r>
+            </m:num>
+            <m:den>
+              <m:r>
+                <w:rPr>
+                  <w:rFonts w:ascii="Cambria Math" w:eastAsiaTheme="minorEastAsia" w:hAnsi="Cambria Math" w:cs="Times New Roman"/>
+                  <w:sz w:val="28"/>
+                  <w:szCs w:val="28"/>
+                </w:rPr>
+                <m:t>100</m:t>
+              </m:r>
+            </m:den>
+          </m:f>
+          <m:r>
+            <w:rPr>
+              <w:rFonts w:ascii="Cambria Math" w:eastAsiaTheme="minorEastAsia" w:hAnsi="Cambria Math" w:cs="Times New Roman"/>
+              <w:sz w:val="28"/>
+              <w:szCs w:val="28"/>
+            </w:rPr>
+            <m:t>=</m:t>
+          </m:r>
+          <m:r>
+            <w:rPr>
+              <w:rFonts w:ascii="Cambria Math" w:eastAsiaTheme="minorEastAsia" w:hAnsi="Cambria Math" w:cs="Times New Roman"/>
+              <w:sz w:val="28"/>
+              <w:szCs w:val="28"/>
+            </w:rPr>
+            <m:t>6</m:t>
+          </m:r>
+          <m:r>
+            <w:rPr>
+              <w:rFonts w:ascii="Cambria Math" w:eastAsiaTheme="minorEastAsia" w:hAnsi="Cambria Math" w:cs="Times New Roman"/>
+              <w:sz w:val="28"/>
+              <w:szCs w:val="28"/>
+              <w:lang w:val="en-US"/>
+            </w:rPr>
+            <m:t>0</m:t>
+          </m:r>
+          <m:r>
+            <w:rPr>
+              <w:rFonts w:ascii="Cambria Math" w:eastAsiaTheme="minorEastAsia" w:hAnsi="Cambria Math" w:cs="Times New Roman"/>
+              <w:sz w:val="28"/>
+              <w:szCs w:val="28"/>
+              <w:lang w:val="en-US"/>
+            </w:rPr>
+            <m:t xml:space="preserve">,0 </m:t>
+          </m:r>
+          <m:r>
+            <w:rPr>
+              <w:rFonts w:ascii="Cambria Math" w:eastAsiaTheme="minorEastAsia" w:hAnsi="Cambria Math" w:cs="Times New Roman"/>
+              <w:sz w:val="28"/>
+              <w:szCs w:val="28"/>
+            </w:rPr>
+            <m:t>mV</m:t>
+          </m:r>
+          <m:r>
+            <w:rPr>
+              <w:rFonts w:ascii="Cambria Math" w:eastAsiaTheme="minorEastAsia" w:hAnsi="Cambria Math" w:cs="Times New Roman"/>
+              <w:sz w:val="28"/>
+              <w:szCs w:val="28"/>
+            </w:rPr>
+            <m:t>.</m:t>
+          </m:r>
+        </m:oMath>
+      </m:oMathPara>
     </w:p>
     <w:p>
       <w:pPr>
@@ -3199,7 +3525,56 @@
             <w:sz w:val="28"/>
             <w:szCs w:val="28"/>
           </w:rPr>
-          <m:t xml:space="preserve">=1000 ±2,5 V </m:t>
+          <m:t>=</m:t>
+        </m:r>
+        <m:r>
+          <w:rPr>
+            <w:rFonts w:ascii="Cambria Math" w:eastAsiaTheme="minorEastAsia" w:hAnsi="Cambria Math" w:cs="Times New Roman"/>
+            <w:sz w:val="28"/>
+            <w:szCs w:val="28"/>
+          </w:rPr>
+          <m:t>1550</m:t>
+        </m:r>
+        <m:r>
+          <w:rPr>
+            <w:rFonts w:ascii="Cambria Math" w:eastAsiaTheme="minorEastAsia" w:hAnsi="Cambria Math" w:cs="Times New Roman"/>
+            <w:sz w:val="28"/>
+            <w:szCs w:val="28"/>
+          </w:rPr>
+          <m:t xml:space="preserve"> ±</m:t>
+        </m:r>
+        <m:r>
+          <w:rPr>
+            <w:rFonts w:ascii="Cambria Math" w:eastAsiaTheme="minorEastAsia" w:hAnsi="Cambria Math" w:cs="Times New Roman"/>
+            <w:sz w:val="28"/>
+            <w:szCs w:val="28"/>
+          </w:rPr>
+          <m:t>10</m:t>
+        </m:r>
+        <m:r>
+          <w:rPr>
+            <w:rFonts w:ascii="Cambria Math" w:eastAsiaTheme="minorEastAsia" w:hAnsi="Cambria Math" w:cs="Times New Roman"/>
+            <w:sz w:val="28"/>
+            <w:szCs w:val="28"/>
+          </w:rPr>
+          <m:t xml:space="preserve"> </m:t>
+        </m:r>
+        <m:r>
+          <w:rPr>
+            <w:rFonts w:ascii="Cambria Math" w:eastAsiaTheme="minorEastAsia" w:hAnsi="Cambria Math" w:cs="Times New Roman"/>
+            <w:sz w:val="28"/>
+            <w:szCs w:val="28"/>
+            <w:lang w:val="en-US"/>
+          </w:rPr>
+          <m:t>m</m:t>
+        </m:r>
+        <m:r>
+          <w:rPr>
+            <w:rFonts w:ascii="Cambria Math" w:eastAsiaTheme="minorEastAsia" w:hAnsi="Cambria Math" w:cs="Times New Roman"/>
+            <w:sz w:val="28"/>
+            <w:szCs w:val="28"/>
+          </w:rPr>
+          <m:t xml:space="preserve">V </m:t>
         </m:r>
       </m:oMath>
       <w:r>
@@ -3250,7 +3625,103 @@
             <w:sz w:val="28"/>
             <w:szCs w:val="28"/>
           </w:rPr>
-          <m:t>=1400 ±11,85 V</m:t>
+          <m:t>=</m:t>
+        </m:r>
+        <m:r>
+          <w:rPr>
+            <w:rFonts w:ascii="Cambria Math" w:eastAsiaTheme="minorEastAsia" w:hAnsi="Cambria Math" w:cs="Times New Roman"/>
+            <w:sz w:val="28"/>
+            <w:szCs w:val="28"/>
+          </w:rPr>
+          <m:t>1</m:t>
+        </m:r>
+        <m:r>
+          <w:rPr>
+            <w:rFonts w:ascii="Cambria Math" w:eastAsiaTheme="minorEastAsia" w:hAnsi="Cambria Math" w:cs="Times New Roman"/>
+            <w:sz w:val="28"/>
+            <w:szCs w:val="28"/>
+          </w:rPr>
+          <m:t>5</m:t>
+        </m:r>
+        <m:r>
+          <w:rPr>
+            <w:rFonts w:ascii="Cambria Math" w:eastAsiaTheme="minorEastAsia" w:hAnsi="Cambria Math" w:cs="Times New Roman"/>
+            <w:sz w:val="28"/>
+            <w:szCs w:val="28"/>
+          </w:rPr>
+          <m:t>5</m:t>
+        </m:r>
+        <m:r>
+          <w:rPr>
+            <w:rFonts w:ascii="Cambria Math" w:eastAsiaTheme="minorEastAsia" w:hAnsi="Cambria Math" w:cs="Times New Roman"/>
+            <w:sz w:val="28"/>
+            <w:szCs w:val="28"/>
+          </w:rPr>
+          <m:t>0</m:t>
+        </m:r>
+        <m:r>
+          <w:rPr>
+            <w:rFonts w:ascii="Cambria Math" w:eastAsiaTheme="minorEastAsia" w:hAnsi="Cambria Math" w:cs="Times New Roman"/>
+            <w:sz w:val="28"/>
+            <w:szCs w:val="28"/>
+          </w:rPr>
+          <m:t xml:space="preserve"> ±</m:t>
+        </m:r>
+        <m:r>
+          <w:rPr>
+            <w:rFonts w:ascii="Cambria Math" w:eastAsiaTheme="minorEastAsia" w:hAnsi="Cambria Math" w:cs="Times New Roman"/>
+            <w:sz w:val="28"/>
+            <w:szCs w:val="28"/>
+          </w:rPr>
+          <m:t>6</m:t>
+        </m:r>
+        <m:r>
+          <w:rPr>
+            <w:rFonts w:ascii="Cambria Math" w:eastAsiaTheme="minorEastAsia" w:hAnsi="Cambria Math" w:cs="Times New Roman"/>
+            <w:sz w:val="28"/>
+            <w:szCs w:val="28"/>
+          </w:rPr>
+          <m:t>0</m:t>
+        </m:r>
+        <m:r>
+          <w:rPr>
+            <w:rFonts w:ascii="Cambria Math" w:eastAsiaTheme="minorEastAsia" w:hAnsi="Cambria Math" w:cs="Times New Roman"/>
+            <w:sz w:val="28"/>
+            <w:szCs w:val="28"/>
+          </w:rPr>
+          <m:t>,</m:t>
+        </m:r>
+        <m:r>
+          <w:rPr>
+            <w:rFonts w:ascii="Cambria Math" w:eastAsiaTheme="minorEastAsia" w:hAnsi="Cambria Math" w:cs="Times New Roman"/>
+            <w:sz w:val="28"/>
+            <w:szCs w:val="28"/>
+          </w:rPr>
+          <m:t>0</m:t>
+        </m:r>
+        <m:r>
+          <w:rPr>
+            <w:rFonts w:ascii="Cambria Math" w:eastAsiaTheme="minorEastAsia" w:hAnsi="Cambria Math" w:cs="Times New Roman"/>
+            <w:sz w:val="28"/>
+            <w:szCs w:val="28"/>
+          </w:rPr>
+          <m:t xml:space="preserve"> </m:t>
+        </m:r>
+        <m:r>
+          <w:rPr>
+            <w:rFonts w:ascii="Cambria Math" w:eastAsiaTheme="minorEastAsia" w:hAnsi="Cambria Math" w:cs="Times New Roman"/>
+            <w:sz w:val="28"/>
+            <w:szCs w:val="28"/>
+          </w:rPr>
+          <m:t>m</m:t>
+        </m:r>
+        <m:r>
+          <w:rPr>
+            <w:rFonts w:ascii="Cambria Math" w:eastAsiaTheme="minorEastAsia" w:hAnsi="Cambria Math" w:cs="Times New Roman"/>
+            <w:sz w:val="28"/>
+            <w:szCs w:val="28"/>
+          </w:rPr>
+          <m:t>V</m:t>
         </m:r>
       </m:oMath>
       <w:r>
@@ -4612,7 +5083,6 @@
   <w:style w:type="character" w:default="1" w:styleId="a0">
     <w:name w:val="Default Paragraph Font"/>
     <w:uiPriority w:val="1"/>
-    <w:semiHidden/>
     <w:unhideWhenUsed/>
   </w:style>
   <w:style w:type="table" w:default="1" w:styleId="a1">
@@ -5093,6 +5563,16 @@
       <w14:ligatures w14:val="none"/>
     </w:rPr>
   </w:style>
+  <w:style w:type="character" w:styleId="af6">
+    <w:name w:val="Placeholder Text"/>
+    <w:basedOn w:val="a0"/>
+    <w:uiPriority w:val="99"/>
+    <w:semiHidden/>
+    <w:rsid w:val="00436E7F"/>
+    <w:rPr>
+      <w:color w:val="666666"/>
+    </w:rPr>
+  </w:style>
 </w:styles>
 </file>
 
